--- a/Faurecia_Korea_2026_GAI_Appendix_D2_Full_Scope_Interoffice_Conclusion_IN04.docx
+++ b/Faurecia_Korea_2026_GAI_Appendix_D2_Full_Scope_Interoffice_Conclusion_IN04.docx
@@ -74,7 +74,17 @@
         <w:rPr>
           <w:highlight w:val="yellow"/>
         </w:rPr>
-        <w:t xml:space="preserve">Hyun-Ho Shim – Group Engagement Partner, Mazars Sebit (Korea) – Seoul, Korea</w:t>
+        <w:t xml:space="preserve">Hyun-Ho Shim – Group Engagement Partner, </w:t>
+      </w:r>
+      <w:r>
+        <w:rPr>
+          <w:highlight w:val="yellow"/>
+        </w:rPr>
+        <w:t xml:space="preserve">Forvis Mazars Sebit (Korea)</w:t>
+      </w:r>
+      <w:r>
+        <w:rPr/>
+        <w:t xml:space="preserve"> – Seoul, Korea</w:t>
       </w:r>
     </w:p>
     <w:p>
